--- a/Files/01 - Bereshis/11 - Vayechi/5783/Vayechi 5783.docx
+++ b/Files/01 - Bereshis/11 - Vayechi/5783/Vayechi 5783.docx
@@ -205,7 +205,7 @@
         <w:rPr>
           <w:rFonts w:ascii="Times New Roman" w:hAnsi="Times New Roman" w:cs="Times New Roman"/>
         </w:rPr>
-        <w:t>. We are called</w:t>
+        <w:t xml:space="preserve">. We are called </w:t>
       </w:r>
       <w:r>
         <w:rPr>
@@ -937,7 +937,7 @@
         <w:rPr>
           <w:rFonts w:ascii="Times New Roman" w:hAnsi="Times New Roman" w:cs="Times New Roman"/>
         </w:rPr>
-        <w:t xml:space="preserve"> transcends the bounds of time. Though thousands of years have passed since the days of</w:t>
+        <w:t xml:space="preserve"> transcends the bounds of time. Though thousands of years have passed since the days of </w:t>
       </w:r>
       <w:r>
         <w:rPr>

--- a/Files/01 - Bereshis/11 - Vayechi/5783/Vayechi 5783.docx
+++ b/Files/01 - Bereshis/11 - Vayechi/5783/Vayechi 5783.docx
@@ -39,7 +39,7 @@
         <w:rPr>
           <w:rFonts w:ascii="Times New Roman" w:hAnsi="Times New Roman" w:cs="Times New Roman"/>
         </w:rPr>
-        <w:t xml:space="preserve"> Yoshe Ber Soloveitchik, the Rav of </w:t>
+        <w:t xml:space="preserve"> Yoshe Ber Soloveichik, the Rav of </w:t>
       </w:r>
       <w:r>
         <w:rPr>
@@ -499,7 +499,7 @@
           <w:rFonts w:ascii="Times New Roman" w:hAnsi="Times New Roman" w:cs="Times New Roman"/>
           <w:rtl/>
         </w:rPr>
-        <w:t>תנ"ך</w:t>
+        <w:t>תנ״ך</w:t>
       </w:r>
       <w:r>
         <w:rPr>
@@ -1330,7 +1330,7 @@
           <w:rFonts w:ascii="Times New Roman" w:hAnsi="Times New Roman" w:cs="Times New Roman"/>
           <w:rtl/>
         </w:rPr>
-        <w:t>ש"ך</w:t>
+        <w:t>ש״ך</w:t>
       </w:r>
       <w:r>
         <w:rPr>
@@ -1343,7 +1343,7 @@
           <w:rFonts w:ascii="Times New Roman" w:hAnsi="Times New Roman" w:cs="Times New Roman"/>
           <w:rtl/>
         </w:rPr>
-        <w:t>רבינו תם, רש"י</w:t>
+        <w:t>רבינו תם, רש״י</w:t>
       </w:r>
       <w:r>
         <w:rPr>
@@ -1356,7 +1356,7 @@
           <w:rFonts w:ascii="Times New Roman" w:hAnsi="Times New Roman" w:cs="Times New Roman"/>
           <w:rtl/>
         </w:rPr>
-        <w:t>רמב"ם</w:t>
+        <w:t>רמב״ם</w:t>
       </w:r>
       <w:r>
         <w:rPr>
@@ -1369,7 +1369,7 @@
           <w:rFonts w:ascii="Times New Roman" w:hAnsi="Times New Roman" w:cs="Times New Roman"/>
           <w:rtl/>
         </w:rPr>
-        <w:t>ראב"ד</w:t>
+        <w:t>ראב״ד</w:t>
       </w:r>
       <w:r>
         <w:rPr>
@@ -1382,7 +1382,7 @@
           <w:rFonts w:ascii="Times New Roman" w:hAnsi="Times New Roman" w:cs="Times New Roman"/>
           <w:rtl/>
         </w:rPr>
-        <w:t>רשב"א</w:t>
+        <w:t>רשב״א</w:t>
       </w:r>
       <w:r>
         <w:rPr>
@@ -1408,7 +1408,7 @@
           <w:rFonts w:ascii="Times New Roman" w:hAnsi="Times New Roman" w:cs="Times New Roman"/>
           <w:rtl/>
         </w:rPr>
-        <w:t>רמב"ם</w:t>
+        <w:t>רמב״ם</w:t>
       </w:r>
       <w:r>
         <w:rPr>
@@ -1434,7 +1434,7 @@
           <w:rFonts w:ascii="Times New Roman" w:hAnsi="Times New Roman" w:cs="Times New Roman"/>
           <w:rtl/>
         </w:rPr>
-        <w:t>ראב"ד</w:t>
+        <w:t>ראב״ד</w:t>
       </w:r>
       <w:r>
         <w:rPr>
@@ -1447,7 +1447,7 @@
           <w:rFonts w:ascii="Times New Roman" w:hAnsi="Times New Roman" w:cs="Times New Roman"/>
           <w:rtl/>
         </w:rPr>
-        <w:t>רמב"ם</w:t>
+        <w:t>רמב״ם</w:t>
       </w:r>
       <w:r>
         <w:rPr>
@@ -1460,7 +1460,7 @@
           <w:rFonts w:ascii="Times New Roman" w:hAnsi="Times New Roman" w:cs="Times New Roman"/>
           <w:rtl/>
         </w:rPr>
-        <w:t>ראב"ד</w:t>
+        <w:t>ראב״ד</w:t>
       </w:r>
       <w:r>
         <w:rPr>
@@ -1485,7 +1485,7 @@
           <w:rFonts w:ascii="Times New Roman" w:hAnsi="Times New Roman" w:cs="Times New Roman"/>
           <w:rtl/>
         </w:rPr>
-        <w:t>רשב"א</w:t>
+        <w:t>רשב״א</w:t>
       </w:r>
       <w:r>
         <w:rPr>

--- a/Files/01 - Bereshis/11 - Vayechi/5783/Vayechi 5783.docx
+++ b/Files/01 - Bereshis/11 - Vayechi/5783/Vayechi 5783.docx
@@ -39,7 +39,7 @@
         <w:rPr>
           <w:rFonts w:ascii="Times New Roman" w:hAnsi="Times New Roman" w:cs="Times New Roman"/>
         </w:rPr>
-        <w:t xml:space="preserve"> Yoshe Ber Soloveichik, the Rav of </w:t>
+        <w:t xml:space="preserve"> Yoshe Ber Soloveitchik, the Rav of </w:t>
       </w:r>
       <w:r>
         <w:rPr>
@@ -205,7 +205,7 @@
         <w:rPr>
           <w:rFonts w:ascii="Times New Roman" w:hAnsi="Times New Roman" w:cs="Times New Roman"/>
         </w:rPr>
-        <w:t xml:space="preserve">. We are called </w:t>
+        <w:t>. We are called</w:t>
       </w:r>
       <w:r>
         <w:rPr>
@@ -499,7 +499,7 @@
           <w:rFonts w:ascii="Times New Roman" w:hAnsi="Times New Roman" w:cs="Times New Roman"/>
           <w:rtl/>
         </w:rPr>
-        <w:t>תנ״ך</w:t>
+        <w:t>תנ"ך</w:t>
       </w:r>
       <w:r>
         <w:rPr>
@@ -937,7 +937,7 @@
         <w:rPr>
           <w:rFonts w:ascii="Times New Roman" w:hAnsi="Times New Roman" w:cs="Times New Roman"/>
         </w:rPr>
-        <w:t xml:space="preserve"> transcends the bounds of time. Though thousands of years have passed since the days of </w:t>
+        <w:t xml:space="preserve"> transcends the bounds of time. Though thousands of years have passed since the days of</w:t>
       </w:r>
       <w:r>
         <w:rPr>
@@ -1266,7 +1266,13 @@
         <w:rPr>
           <w:rFonts w:ascii="Times New Roman" w:hAnsi="Times New Roman" w:cs="Times New Roman"/>
         </w:rPr>
-        <w:t>The rebbi sits down and he sees before him rows of young beaming faces, clear eyes radiating with the joy of being young. For a minute he says “Can I as an old man talk to these young children? Can a rebbi in his Indian summer, and the students enjoying the spring of their lives, have any connection”?</w:t>
+        <w:t>The rebbi sits down and he sees before him rows of young beaming faces, clear eyes radiating with the joy of being young. For a minute he says “Can I as an old man talk to these young children? Can a rebbi in his Indian summer, and the students enjoying the spring of their lives, have any connection</w:t>
+      </w:r>
+      <w:r>
+        <w:rPr>
+          <w:rFonts w:ascii="Times New Roman" w:hAnsi="Times New Roman" w:cs="Times New Roman"/>
+        </w:rPr>
+        <w:t>?”</w:t>
       </w:r>
       <w:r>
         <w:rPr>
@@ -1330,7 +1336,7 @@
           <w:rFonts w:ascii="Times New Roman" w:hAnsi="Times New Roman" w:cs="Times New Roman"/>
           <w:rtl/>
         </w:rPr>
-        <w:t>ש״ך</w:t>
+        <w:t>ש"ך</w:t>
       </w:r>
       <w:r>
         <w:rPr>
@@ -1343,7 +1349,7 @@
           <w:rFonts w:ascii="Times New Roman" w:hAnsi="Times New Roman" w:cs="Times New Roman"/>
           <w:rtl/>
         </w:rPr>
-        <w:t>רבינו תם, רש״י</w:t>
+        <w:t>רבינו תם, רש"י</w:t>
       </w:r>
       <w:r>
         <w:rPr>
@@ -1356,7 +1362,7 @@
           <w:rFonts w:ascii="Times New Roman" w:hAnsi="Times New Roman" w:cs="Times New Roman"/>
           <w:rtl/>
         </w:rPr>
-        <w:t>רמב״ם</w:t>
+        <w:t>רמב"ם</w:t>
       </w:r>
       <w:r>
         <w:rPr>
@@ -1369,7 +1375,7 @@
           <w:rFonts w:ascii="Times New Roman" w:hAnsi="Times New Roman" w:cs="Times New Roman"/>
           <w:rtl/>
         </w:rPr>
-        <w:t>ראב״ד</w:t>
+        <w:t>ראב"ד</w:t>
       </w:r>
       <w:r>
         <w:rPr>
@@ -1382,7 +1388,7 @@
           <w:rFonts w:ascii="Times New Roman" w:hAnsi="Times New Roman" w:cs="Times New Roman"/>
           <w:rtl/>
         </w:rPr>
-        <w:t>רשב״א</w:t>
+        <w:t>רשב"א</w:t>
       </w:r>
       <w:r>
         <w:rPr>
@@ -1408,7 +1414,7 @@
           <w:rFonts w:ascii="Times New Roman" w:hAnsi="Times New Roman" w:cs="Times New Roman"/>
           <w:rtl/>
         </w:rPr>
-        <w:t>רמב״ם</w:t>
+        <w:t>רמב"ם</w:t>
       </w:r>
       <w:r>
         <w:rPr>
@@ -1434,7 +1440,7 @@
           <w:rFonts w:ascii="Times New Roman" w:hAnsi="Times New Roman" w:cs="Times New Roman"/>
           <w:rtl/>
         </w:rPr>
-        <w:t>ראב״ד</w:t>
+        <w:t>ראב"ד</w:t>
       </w:r>
       <w:r>
         <w:rPr>
@@ -1447,7 +1453,7 @@
           <w:rFonts w:ascii="Times New Roman" w:hAnsi="Times New Roman" w:cs="Times New Roman"/>
           <w:rtl/>
         </w:rPr>
-        <w:t>רמב״ם</w:t>
+        <w:t>רמב"ם</w:t>
       </w:r>
       <w:r>
         <w:rPr>
@@ -1460,7 +1466,7 @@
           <w:rFonts w:ascii="Times New Roman" w:hAnsi="Times New Roman" w:cs="Times New Roman"/>
           <w:rtl/>
         </w:rPr>
-        <w:t>ראב״ד</w:t>
+        <w:t>ראב"ד</w:t>
       </w:r>
       <w:r>
         <w:rPr>
@@ -1485,7 +1491,7 @@
           <w:rFonts w:ascii="Times New Roman" w:hAnsi="Times New Roman" w:cs="Times New Roman"/>
           <w:rtl/>
         </w:rPr>
-        <w:t>רשב״א</w:t>
+        <w:t>רשב"א</w:t>
       </w:r>
       <w:r>
         <w:rPr>
@@ -2274,6 +2280,7 @@
   <w:style w:type="character" w:default="1" w:styleId="DefaultParagraphFont">
     <w:name w:val="Default Paragraph Font"/>
     <w:uiPriority w:val="1"/>
+    <w:semiHidden/>
     <w:unhideWhenUsed/>
   </w:style>
   <w:style w:type="table" w:default="1" w:styleId="TableNormal">

--- a/Files/01 - Bereshis/11 - Vayechi/5783/Vayechi 5783.docx
+++ b/Files/01 - Bereshis/11 - Vayechi/5783/Vayechi 5783.docx
@@ -205,7 +205,7 @@
         <w:rPr>
           <w:rFonts w:ascii="Times New Roman" w:hAnsi="Times New Roman" w:cs="Times New Roman"/>
         </w:rPr>
-        <w:t>. We are called</w:t>
+        <w:t xml:space="preserve">. We are called </w:t>
       </w:r>
       <w:r>
         <w:rPr>
@@ -499,7 +499,7 @@
           <w:rFonts w:ascii="Times New Roman" w:hAnsi="Times New Roman" w:cs="Times New Roman"/>
           <w:rtl/>
         </w:rPr>
-        <w:t>תנ"ך</w:t>
+        <w:t>תנ״ך</w:t>
       </w:r>
       <w:r>
         <w:rPr>
@@ -937,7 +937,7 @@
         <w:rPr>
           <w:rFonts w:ascii="Times New Roman" w:hAnsi="Times New Roman" w:cs="Times New Roman"/>
         </w:rPr>
-        <w:t xml:space="preserve"> transcends the bounds of time. Though thousands of years have passed since the days of</w:t>
+        <w:t xml:space="preserve"> transcends the bounds of time. Though thousands of years have passed since the days of </w:t>
       </w:r>
       <w:r>
         <w:rPr>
@@ -1336,7 +1336,7 @@
           <w:rFonts w:ascii="Times New Roman" w:hAnsi="Times New Roman" w:cs="Times New Roman"/>
           <w:rtl/>
         </w:rPr>
-        <w:t>ש"ך</w:t>
+        <w:t>ש״ך</w:t>
       </w:r>
       <w:r>
         <w:rPr>
@@ -1349,7 +1349,7 @@
           <w:rFonts w:ascii="Times New Roman" w:hAnsi="Times New Roman" w:cs="Times New Roman"/>
           <w:rtl/>
         </w:rPr>
-        <w:t>רבינו תם, רש"י</w:t>
+        <w:t>רבינו תם, רש״י</w:t>
       </w:r>
       <w:r>
         <w:rPr>
@@ -1362,7 +1362,7 @@
           <w:rFonts w:ascii="Times New Roman" w:hAnsi="Times New Roman" w:cs="Times New Roman"/>
           <w:rtl/>
         </w:rPr>
-        <w:t>רמב"ם</w:t>
+        <w:t>רמב״ם</w:t>
       </w:r>
       <w:r>
         <w:rPr>
@@ -1375,7 +1375,7 @@
           <w:rFonts w:ascii="Times New Roman" w:hAnsi="Times New Roman" w:cs="Times New Roman"/>
           <w:rtl/>
         </w:rPr>
-        <w:t>ראב"ד</w:t>
+        <w:t>ראב״ד</w:t>
       </w:r>
       <w:r>
         <w:rPr>
@@ -1388,7 +1388,7 @@
           <w:rFonts w:ascii="Times New Roman" w:hAnsi="Times New Roman" w:cs="Times New Roman"/>
           <w:rtl/>
         </w:rPr>
-        <w:t>רשב"א</w:t>
+        <w:t>רשב״א</w:t>
       </w:r>
       <w:r>
         <w:rPr>
@@ -1414,7 +1414,7 @@
           <w:rFonts w:ascii="Times New Roman" w:hAnsi="Times New Roman" w:cs="Times New Roman"/>
           <w:rtl/>
         </w:rPr>
-        <w:t>רמב"ם</w:t>
+        <w:t>רמב״ם</w:t>
       </w:r>
       <w:r>
         <w:rPr>
@@ -1440,7 +1440,7 @@
           <w:rFonts w:ascii="Times New Roman" w:hAnsi="Times New Roman" w:cs="Times New Roman"/>
           <w:rtl/>
         </w:rPr>
-        <w:t>ראב"ד</w:t>
+        <w:t>ראב״ד</w:t>
       </w:r>
       <w:r>
         <w:rPr>
@@ -1453,7 +1453,7 @@
           <w:rFonts w:ascii="Times New Roman" w:hAnsi="Times New Roman" w:cs="Times New Roman"/>
           <w:rtl/>
         </w:rPr>
-        <w:t>רמב"ם</w:t>
+        <w:t>רמב״ם</w:t>
       </w:r>
       <w:r>
         <w:rPr>
@@ -1466,7 +1466,7 @@
           <w:rFonts w:ascii="Times New Roman" w:hAnsi="Times New Roman" w:cs="Times New Roman"/>
           <w:rtl/>
         </w:rPr>
-        <w:t>ראב"ד</w:t>
+        <w:t>ראב״ד</w:t>
       </w:r>
       <w:r>
         <w:rPr>
@@ -1491,7 +1491,7 @@
           <w:rFonts w:ascii="Times New Roman" w:hAnsi="Times New Roman" w:cs="Times New Roman"/>
           <w:rtl/>
         </w:rPr>
-        <w:t>רשב"א</w:t>
+        <w:t>רשב״א</w:t>
       </w:r>
       <w:r>
         <w:rPr>
